--- a/testakten/familienrecht-unterhalt-zugewinn-bad-nauheim/docx/mandantenbrief_unterlagenstand_neumann.docx
+++ b/testakten/familienrecht-unterhalt-zugewinn-bad-nauheim/docx/mandantenbrief_unterlagenstand_neumann.docx
@@ -478,7 +478,7 @@
         <w:color w:val="5C6569"/>
         <w:sz w:val="14"/>
       </w:rPr>
-      <w:t>Telefon 06032 92440 · Telefax 06032 92441 · kanzlei@feldmann-familienrecht.example</w:t>
+      <w:t>Telefon 06032 92440 · Telefax 06032 92441 · kanzlei@feldmann-familienrecht.de</w:t>
     </w:r>
   </w:p>
   <w:p>
